--- a/por/docx/47.content.docx
+++ b/por/docx/47.content.docx
@@ -333,18 +333,12 @@
         </w:rPr>
         <w:t xml:space="preserve">Escrito após Paulo receber um relatório positivo de Tito sobre o arrependimento da igreja de Coríntio, que havia seguido de uma carta anterior (agora perdida) que Paulo havia enviado a eles (veja </w:t>
       </w:r>
-      <w:hyperlink r:id="rId13">
-        <w:r>
-          <w:rPr>
-            <w:lang w:val="pt_PT" w:bidi="pt_PT"/>
-          </w:rPr>
-          <w:rPr>
-            <w:color w:val="0000EE"/>
-            <w:u w:val="single"/>
-          </w:rPr>
-          <w:t>2Co 7.5–9</w:t>
-        </w:r>
-      </w:hyperlink>
+      <w:r>
+        <w:rPr>
+          <w:lang w:val="pt_PT" w:bidi="pt_PT"/>
+        </w:rPr>
+        <w:t>2Co 7.5–9</w:t>
+      </w:r>
       <w:r>
         <w:rPr>
           <w:lang w:val="pt_PT" w:bidi="pt_PT"/>
